--- a/verity/src/verity/reporting/templates/decision_audit_trail.docx
+++ b/verity/src/verity/reporting/templates/decision_audit_trail.docx
@@ -1265,7 +1265,7 @@
                 <w:color w:val="1A365D"/>
                 <w:sz w:val="20"/>
               </w:rPr>
-              <w:t>Section</w:t>
+              <w:t>Frameworks</w:t>
             </w:r>
           </w:p>
         </w:tc>
@@ -1334,7 +1334,7 @@
                 <w:color w:val="333333"/>
                 <w:sz w:val="20"/>
               </w:rPr>
-              <w:t>{{ c.coverage_level or '—' }}</w:t>
+              <w:t>{{ c.coverage_level | default('—') }}</w:t>
             </w:r>
           </w:p>
         </w:tc>
@@ -1352,7 +1352,7 @@
                 <w:color w:val="333333"/>
                 <w:sz w:val="20"/>
               </w:rPr>
-              <w:t>{{ c.section or '—' }}</w:t>
+              <w:t>{{ c.frameworks_label | default('—') }}</w:t>
             </w:r>
           </w:p>
         </w:tc>
@@ -1371,6 +1371,163 @@
         </w:tc>
       </w:tr>
     </w:tbl>
+    <w:p>
+      <w:pPr>
+        <w:spacing w:before="360" w:after="160"/>
+        <w:jc w:val="left"/>
+      </w:pPr>
+      <w:r>
+        <w:rPr>
+          <w:rFonts w:ascii="Georgia" w:hAnsi="Georgia" w:cs="Georgia" w:eastAsia="Georgia"/>
+          <w:b/>
+          <w:i w:val="0"/>
+          <w:color w:val="1A365D"/>
+          <w:sz w:val="26"/>
+        </w:rPr>
+        <w:t>How the system addresses each requirement</w:t>
+      </w:r>
+    </w:p>
+    <w:p>
+      <w:pPr>
+        <w:spacing w:before="0" w:after="200"/>
+        <w:jc w:val="left"/>
+      </w:pPr>
+      <w:r>
+        <w:rPr>
+          <w:rFonts w:ascii="Poppins" w:hAnsi="Poppins" w:cs="Poppins" w:eastAsia="Poppins"/>
+          <w:b w:val="0"/>
+          <w:i/>
+          <w:color w:val="6B6B6B"/>
+          <w:sz w:val="20"/>
+        </w:rPr>
+        <w:t>For each requirement above, the following describes how the system and surrounding processes deliver coverage. Where responsibilities remain with the customer (policies, training, or written program documentation), they are stated explicitly.</w:t>
+      </w:r>
+    </w:p>
+    <w:p>
+      <w:r>
+        <w:t>{%p for c in canonicals %}</w:t>
+      </w:r>
+    </w:p>
+    <w:p>
+      <w:pPr>
+        <w:spacing w:before="160" w:after="40"/>
+      </w:pPr>
+      <w:r>
+        <w:rPr>
+          <w:rFonts w:ascii="Georgia" w:hAnsi="Georgia" w:cs="Georgia" w:eastAsia="Georgia"/>
+          <w:b/>
+          <w:i w:val="0"/>
+          <w:color w:val="1A365D"/>
+          <w:sz w:val="22"/>
+        </w:rPr>
+        <w:t xml:space="preserve">{{ c.title }} </w:t>
+      </w:r>
+      <w:r>
+        <w:rPr>
+          <w:rFonts w:ascii="Poppins" w:hAnsi="Poppins" w:cs="Poppins" w:eastAsia="Poppins"/>
+          <w:b w:val="0"/>
+          <w:i/>
+          <w:color w:val="6B6B6B"/>
+          <w:sz w:val="18"/>
+        </w:rPr>
+        <w:t>· {{ c.coverage_level | default('—') | title }}</w:t>
+      </w:r>
+    </w:p>
+    <w:p>
+      <w:pPr>
+        <w:spacing w:after="80"/>
+      </w:pPr>
+      <w:r>
+        <w:rPr>
+          <w:rFonts w:ascii="Poppins" w:hAnsi="Poppins" w:cs="Poppins" w:eastAsia="Poppins"/>
+          <w:b w:val="0"/>
+          <w:i/>
+          <w:color w:val="6B6B6B"/>
+          <w:sz w:val="18"/>
+        </w:rPr>
+        <w:t>Cited in: {{ c.frameworks_label | default('—') }}</w:t>
+      </w:r>
+    </w:p>
+    <w:p>
+      <w:pPr>
+        <w:spacing w:after="80"/>
+      </w:pPr>
+      <w:r>
+        <w:rPr>
+          <w:rFonts w:ascii="Poppins" w:hAnsi="Poppins" w:cs="Poppins" w:eastAsia="Poppins"/>
+          <w:b w:val="0"/>
+          <w:i w:val="0"/>
+          <w:color w:val="333333"/>
+          <w:sz w:val="20"/>
+        </w:rPr>
+        <w:t>{{ c.coverage_rationale | default('Coverage rationale not yet documented.') }}</w:t>
+      </w:r>
+    </w:p>
+    <w:p>
+      <w:pPr>
+        <w:spacing w:after="80"/>
+      </w:pPr>
+      <w:r>
+        <w:rPr>
+          <w:rFonts w:ascii="Poppins" w:hAnsi="Poppins" w:cs="Poppins" w:eastAsia="Poppins"/>
+          <w:b w:val="0"/>
+          <w:i w:val="0"/>
+          <w:color w:val="333333"/>
+          <w:sz w:val="18"/>
+        </w:rPr>
+        <w:t>{%p if c.coverage_customer_actions %}</w:t>
+      </w:r>
+    </w:p>
+    <w:p>
+      <w:pPr>
+        <w:spacing w:after="80"/>
+      </w:pPr>
+      <w:r>
+        <w:rPr>
+          <w:rFonts w:ascii="Poppins" w:hAnsi="Poppins" w:cs="Poppins" w:eastAsia="Poppins"/>
+          <w:b/>
+          <w:i w:val="0"/>
+          <w:color w:val="6B6B6B"/>
+          <w:sz w:val="18"/>
+        </w:rPr>
+        <w:t xml:space="preserve">Customer responsibilities: </w:t>
+      </w:r>
+      <w:r>
+        <w:rPr>
+          <w:rFonts w:ascii="Poppins" w:hAnsi="Poppins" w:cs="Poppins" w:eastAsia="Poppins"/>
+          <w:b w:val="0"/>
+          <w:i/>
+          <w:color w:val="6B6B6B"/>
+          <w:sz w:val="18"/>
+        </w:rPr>
+        <w:t>{{ c.coverage_customer_actions }}</w:t>
+      </w:r>
+    </w:p>
+    <w:p>
+      <w:r>
+        <w:t>{%p endif %}</w:t>
+      </w:r>
+    </w:p>
+    <w:p>
+      <w:pPr>
+        <w:spacing w:after="200"/>
+      </w:pPr>
+      <w:r>
+        <w:rPr>
+          <w:rFonts w:ascii="Poppins" w:hAnsi="Poppins" w:cs="Poppins" w:eastAsia="Poppins"/>
+          <w:b w:val="0"/>
+          <w:i/>
+          <w:color w:val="6B6B6B"/>
+          <w:sz w:val="16"/>
+        </w:rPr>
+        <w:t>Implementing capabilities: {% for f in c.primary_features %}{{ f.name }}{% if not loop.last %}, {% endif %}{% endfor %}{% if not c.primary_features %}—{% endif %}</w:t>
+      </w:r>
+    </w:p>
+    <w:p>
+      <w:r>
+        <w:t>{%p endfor %}</w:t>
+      </w:r>
+    </w:p>
     <w:sectPr>
       <w:headerReference w:type="first" r:id="rId9"/>
       <w:footerReference w:type="first" r:id="rId10"/>
